--- a/MODUL PRAKTIKUM BLENDER & C#.docx
+++ b/MODUL PRAKTIKUM BLENDER & C#.docx
@@ -4047,6 +4047,9 @@
         <w:ind w:left="450" w:hanging="340"/>
       </w:pPr>
       <w:r>
+        <w:rPr>
+          <w:noProof/>
+        </w:rPr>
         <w:drawing>
           <wp:inline distT="0" distB="0" distL="0" distR="0" wp14:anchorId="22CFBD65" wp14:editId="4653DEDE">
             <wp:extent cx="6163310" cy="3465195"/>
@@ -5006,12 +5009,7 @@
       </w:r>
       <w:r>
         <w:tab/>
-        <w:t>Tuliskan 3-5 kalima</w:t>
-      </w:r>
-      <w:bookmarkStart w:id="0" w:name="_GoBack"/>
-      <w:bookmarkEnd w:id="0"/>
-      <w:r>
-        <w:t>t: bagaimana aset 3D gunung berapi ini dapat dimanfaatkan sebagai media pembelajaran AR untuk mata pelajaran Geografi/IPS di sekolah?</w:t>
+        <w:t>Tuliskan 3-5 kalimat: bagaimana aset 3D gunung berapi ini dapat dimanfaatkan sebagai media pembelajaran AR untuk mata pelajaran Geografi/IPS di sekolah?</w:t>
       </w:r>
     </w:p>
     <w:p>
@@ -5027,8 +5025,6 @@
       </w:r>
       <w:r>
         <w:tab/>
-      </w:r>
-      <w:r>
         <w:t xml:space="preserve">Aset 3D gunung berapi ini dapat diintegrasikan ke dalam aplikasi </w:t>
       </w:r>
       <w:r>
@@ -6139,11 +6135,42 @@
         <w:ind w:left="450" w:hanging="340"/>
       </w:pPr>
       <w:r>
-        <w:t>2.</w:t>
-      </w:r>
-      <w:r>
-        <w:tab/>
-        <w:t>(Alternatif/Pengayaan) Sebagai pengganti candi, rancang aset budaya lain seperti alat musik tradisional (angklung/gamelan sederhana) atau rumah adat, dengan tetap menerapkan prinsip primitive + duplikasi + modifier yang sama.</w:t>
+        <w:lastRenderedPageBreak/>
+        <w:drawing>
+          <wp:inline distT="0" distB="0" distL="0" distR="0" wp14:anchorId="14A30963" wp14:editId="33B4462B">
+            <wp:extent cx="6163310" cy="3375025"/>
+            <wp:effectExtent l="0" t="0" r="8890" b="0"/>
+            <wp:docPr id="8" name="Picture 8"/>
+            <wp:cNvGraphicFramePr>
+              <a:graphicFrameLocks xmlns:a="http://schemas.openxmlformats.org/drawingml/2006/main" noChangeAspect="1"/>
+            </wp:cNvGraphicFramePr>
+            <a:graphic xmlns:a="http://schemas.openxmlformats.org/drawingml/2006/main">
+              <a:graphicData uri="http://schemas.openxmlformats.org/drawingml/2006/picture">
+                <pic:pic xmlns:pic="http://schemas.openxmlformats.org/drawingml/2006/picture">
+                  <pic:nvPicPr>
+                    <pic:cNvPr id="1" name=""/>
+                    <pic:cNvPicPr/>
+                  </pic:nvPicPr>
+                  <pic:blipFill>
+                    <a:blip r:embed="rId22"/>
+                    <a:stretch>
+                      <a:fillRect/>
+                    </a:stretch>
+                  </pic:blipFill>
+                  <pic:spPr>
+                    <a:xfrm>
+                      <a:off x="0" y="0"/>
+                      <a:ext cx="6163310" cy="3375025"/>
+                    </a:xfrm>
+                    <a:prstGeom prst="rect">
+                      <a:avLst/>
+                    </a:prstGeom>
+                  </pic:spPr>
+                </pic:pic>
+              </a:graphicData>
+            </a:graphic>
+          </wp:inline>
+        </w:drawing>
       </w:r>
     </w:p>
     <w:p>
@@ -6155,11 +6182,118 @@
         <w:ind w:left="450" w:hanging="340"/>
       </w:pPr>
       <w:r>
+        <w:t>2.</w:t>
+      </w:r>
+      <w:r>
+        <w:tab/>
+        <w:t xml:space="preserve">(Alternatif/Pengayaan) Sebagai pengganti candi, rancang aset budaya lain seperti alat musik tradisional (angklung/gamelan sederhana) atau rumah adat, dengan tetap menerapkan prinsip primitive + duplikasi + modifier yang </w:t>
+      </w:r>
+      <w:proofErr w:type="gramStart"/>
+      <w:r>
+        <w:t>sama</w:t>
+      </w:r>
+      <w:proofErr w:type="gramEnd"/>
+      <w:r>
+        <w:t>.</w:t>
+      </w:r>
+    </w:p>
+    <w:p>
+      <w:pPr>
+        <w:tabs>
+          <w:tab w:val="left" w:pos="450"/>
+        </w:tabs>
+        <w:spacing w:after="110"/>
+        <w:ind w:left="450" w:hanging="340"/>
+      </w:pPr>
+      <w:r>
+        <w:drawing>
+          <wp:inline distT="0" distB="0" distL="0" distR="0" wp14:anchorId="61E92DC3" wp14:editId="40C506D9">
+            <wp:extent cx="6163310" cy="3543935"/>
+            <wp:effectExtent l="0" t="0" r="8890" b="0"/>
+            <wp:docPr id="9" name="Picture 9"/>
+            <wp:cNvGraphicFramePr>
+              <a:graphicFrameLocks xmlns:a="http://schemas.openxmlformats.org/drawingml/2006/main" noChangeAspect="1"/>
+            </wp:cNvGraphicFramePr>
+            <a:graphic xmlns:a="http://schemas.openxmlformats.org/drawingml/2006/main">
+              <a:graphicData uri="http://schemas.openxmlformats.org/drawingml/2006/picture">
+                <pic:pic xmlns:pic="http://schemas.openxmlformats.org/drawingml/2006/picture">
+                  <pic:nvPicPr>
+                    <pic:cNvPr id="1" name=""/>
+                    <pic:cNvPicPr/>
+                  </pic:nvPicPr>
+                  <pic:blipFill>
+                    <a:blip r:embed="rId23"/>
+                    <a:stretch>
+                      <a:fillRect/>
+                    </a:stretch>
+                  </pic:blipFill>
+                  <pic:spPr>
+                    <a:xfrm>
+                      <a:off x="0" y="0"/>
+                      <a:ext cx="6163310" cy="3543935"/>
+                    </a:xfrm>
+                    <a:prstGeom prst="rect">
+                      <a:avLst/>
+                    </a:prstGeom>
+                  </pic:spPr>
+                </pic:pic>
+              </a:graphicData>
+            </a:graphic>
+          </wp:inline>
+        </w:drawing>
+      </w:r>
+      <w:bookmarkStart w:id="0" w:name="_GoBack"/>
+      <w:bookmarkEnd w:id="0"/>
+    </w:p>
+    <w:p>
+      <w:pPr>
+        <w:tabs>
+          <w:tab w:val="left" w:pos="450"/>
+        </w:tabs>
+        <w:spacing w:after="110"/>
+        <w:ind w:left="450" w:hanging="340"/>
+      </w:pPr>
+      <w:r>
         <w:t>3.</w:t>
       </w:r>
       <w:r>
         <w:tab/>
         <w:t>Tuliskan 3-5 kalimat: bagaimana aset 3D candi ini dapat dimanfaatkan sebagai media pembelajaran AR untuk mata pelajaran Sejarah/Seni Budaya, atau untuk mendukung promosi pariwisata cagar budaya?</w:t>
+      </w:r>
+    </w:p>
+    <w:p>
+      <w:pPr>
+        <w:tabs>
+          <w:tab w:val="left" w:pos="450"/>
+        </w:tabs>
+        <w:spacing w:after="110"/>
+        <w:ind w:left="450" w:hanging="340"/>
+      </w:pPr>
+      <w:r>
+        <w:tab/>
+      </w:r>
+      <w:r>
+        <w:t xml:space="preserve">Aset 3D candi dapat diintegrasikan ke dalam aplikasi </w:t>
+      </w:r>
+      <w:r>
+        <w:rPr>
+          <w:i/>
+          <w:iCs/>
+        </w:rPr>
+        <w:t>Augmented Reality</w:t>
+      </w:r>
+      <w:r>
+        <w:t xml:space="preserve"> (AR) sebagai media pembelajaran sejarah interaktif agar siswa dapat mengeksplorasi struktur dan detail arsitektur candi secara 360° dari ruang kelas. Visualisasi ini memudahkan pemahaman materi cagar budaya tanpa terkendala jarak dan biaya kunjungan fisik. Dalam sektor pariwisata, AR candi berfungsi sebagai panduan digital interaktif bagi wisatawan untuk melihat rekonstruksi bentuk asli atau relief candi secara </w:t>
+      </w:r>
+      <w:r>
+        <w:rPr>
+          <w:i/>
+          <w:iCs/>
+        </w:rPr>
+        <w:t>real-time</w:t>
+      </w:r>
+      <w:r>
+        <w:t xml:space="preserve"> di lokasi bersejarah</w:t>
       </w:r>
     </w:p>
     <w:p>
@@ -6174,6 +6308,7 @@
           <w:sz w:val="26"/>
           <w:szCs w:val="26"/>
         </w:rPr>
+        <w:lastRenderedPageBreak/>
         <w:t>F. Lembar Checklist Penilaian Praktik — Hari 3</w:t>
       </w:r>
     </w:p>
@@ -6374,7 +6509,6 @@
                 <w:szCs w:val="20"/>
                 <w:lang w:val="it-IT"/>
               </w:rPr>
-              <w:lastRenderedPageBreak/>
               <w:t>Proporsi &amp; kerapian struktur candi berundak</w:t>
             </w:r>
           </w:p>
@@ -6991,7 +7125,7 @@
                     </pic:cNvPicPr>
                   </pic:nvPicPr>
                   <pic:blipFill>
-                    <a:blip r:embed="rId22"/>
+                    <a:blip r:embed="rId24"/>
                     <a:srcRect/>
                     <a:stretch>
                       <a:fillRect/>
@@ -7484,7 +7618,15 @@
       </w:r>
       <w:r>
         <w:tab/>
-        <w:t>Jelaskan MENGAPA masing-masing merupakan kesalahan — apa dampak nyatanya jika kode ini tetap digunakan pada gim yang sesungguhnya?</w:t>
+        <w:t xml:space="preserve">Jelaskan MENGAPA masing-masing merupakan kesalahan — </w:t>
+      </w:r>
+      <w:proofErr w:type="gramStart"/>
+      <w:r>
+        <w:t>apa</w:t>
+      </w:r>
+      <w:proofErr w:type="gramEnd"/>
+      <w:r>
+        <w:t xml:space="preserve"> dampak nyatanya jika kode ini tetap digunakan pada gim yang sesungguhnya?</w:t>
       </w:r>
     </w:p>
     <w:p>
@@ -7612,7 +7754,15 @@
       </w:r>
       <w:r>
         <w:tab/>
-        <w:t>Tuliskan method C# lengkap CalculateDamage(...) yang mengimplementasikan SELURUH ketentuan di atas dengan urutan operasi (order of operations) yang benar dan logis.</w:t>
+        <w:t xml:space="preserve">Tuliskan method C# lengkap </w:t>
+      </w:r>
+      <w:proofErr w:type="gramStart"/>
+      <w:r>
+        <w:t>CalculateDamage(</w:t>
+      </w:r>
+      <w:proofErr w:type="gramEnd"/>
+      <w:r>
+        <w:t>...) yang mengimplementasikan SELURUH ketentuan di atas dengan urutan operasi (order of operations) yang benar dan logis.</w:t>
       </w:r>
     </w:p>
     <w:p>
@@ -14398,8 +14548,8 @@
       </w:pPr>
     </w:p>
     <w:sectPr>
-      <w:headerReference w:type="default" r:id="rId23"/>
-      <w:footerReference w:type="default" r:id="rId24"/>
+      <w:headerReference w:type="default" r:id="rId25"/>
+      <w:footerReference w:type="default" r:id="rId26"/>
       <w:pgSz w:w="11906" w:h="16838"/>
       <w:pgMar w:top="1000" w:right="1100" w:bottom="1000" w:left="1100" w:header="708" w:footer="708" w:gutter="0"/>
       <w:cols w:space="720"/>
